--- a/prototype.docx
+++ b/prototype.docx
@@ -593,20 +593,82 @@
     <w:p>
       <w:pPr>
         <w:pStyle w:val="Standard"/>
-        <w:rPr>
-          <w:b/>
-          <w:bCs/>
-        </w:rPr>
-      </w:pPr>
+        <w:ind w:firstLine="709"/>
+      </w:pPr>
+      <w:r>
+        <w:rPr>
+          <w:i/>
+          <w:iCs/>
+          <w:sz w:val="30"/>
+          <w:szCs w:val="30"/>
+        </w:rPr>
+        <w:t>6</w:t>
+      </w:r>
+      <w:r>
+        <w:rPr>
+          <w:i/>
+          <w:iCs/>
+          <w:sz w:val="30"/>
+          <w:szCs w:val="30"/>
+        </w:rPr>
+        <w:t xml:space="preserve">.1 </w:t>
+      </w:r>
+      <w:r>
+        <w:rPr>
+          <w:i/>
+          <w:iCs/>
+          <w:sz w:val="30"/>
+          <w:szCs w:val="30"/>
+        </w:rPr>
+        <w:t>Klasterovanje</w:t>
+      </w:r>
     </w:p>
     <w:p>
       <w:pPr>
         <w:pStyle w:val="Standard"/>
         <w:rPr>
-          <w:b/>
-          <w:bCs/>
-        </w:rPr>
-      </w:pPr>
+          <w:i/>
+          <w:iCs/>
+          <w:sz w:val="30"/>
+          <w:szCs w:val="30"/>
+        </w:rPr>
+      </w:pPr>
+      <w:r>
+        <w:rPr>
+          <w:i/>
+          <w:iCs/>
+          <w:sz w:val="30"/>
+          <w:szCs w:val="30"/>
+        </w:rPr>
+        <w:tab/>
+      </w:r>
+      <w:r>
+        <w:rPr>
+          <w:i/>
+          <w:iCs/>
+          <w:sz w:val="30"/>
+          <w:szCs w:val="30"/>
+        </w:rPr>
+        <w:t>6</w:t>
+      </w:r>
+      <w:r>
+        <w:rPr>
+          <w:i/>
+          <w:iCs/>
+          <w:sz w:val="30"/>
+          <w:szCs w:val="30"/>
+        </w:rPr>
+        <w:t xml:space="preserve">.2 </w:t>
+      </w:r>
+      <w:r>
+        <w:rPr>
+          <w:i/>
+          <w:iCs/>
+          <w:sz w:val="30"/>
+          <w:szCs w:val="30"/>
+        </w:rPr>
+        <w:t>Pravila pridruživanja</w:t>
+      </w:r>
     </w:p>
     <w:p>
       <w:pPr>
@@ -757,6 +819,11 @@
     <w:p>
       <w:pPr>
         <w:pStyle w:val="Textbody"/>
+      </w:pPr>
+    </w:p>
+    <w:p>
+      <w:pPr>
+        <w:pStyle w:val="Textbody"/>
         <w:rPr>
           <w:b/>
           <w:bCs/>
@@ -922,15 +989,6 @@
         </w:rPr>
         <w:t>interpretaciju klastera u domenskom kontekstu.</w:t>
       </w:r>
-    </w:p>
-    <w:p>
-      <w:pPr>
-        <w:pStyle w:val="Textbody"/>
-        <w:rPr>
-          <w:i/>
-          <w:iCs/>
-        </w:rPr>
-      </w:pPr>
     </w:p>
     <w:p>
       <w:pPr>
@@ -6577,45 +6635,47 @@
           <w:noProof/>
         </w:rPr>
         <w:drawing>
-          <wp:anchor distT="0" distB="0" distL="114300" distR="114300" simplePos="0" relativeHeight="251660288" behindDoc="0" locked="0" layoutInCell="1" allowOverlap="1" wp14:anchorId="682CC11D" wp14:editId="17F9597E">
+          <wp:anchor distT="0" distB="0" distL="114300" distR="114300" simplePos="0" relativeHeight="251670528" behindDoc="0" locked="0" layoutInCell="1" allowOverlap="1" wp14:anchorId="45ACF501" wp14:editId="7C04F8D3">
             <wp:simplePos x="0" y="0"/>
             <wp:positionH relativeFrom="margin">
               <wp:align>center</wp:align>
             </wp:positionH>
             <wp:positionV relativeFrom="paragraph">
-              <wp:posOffset>12701</wp:posOffset>
+              <wp:posOffset>10795</wp:posOffset>
             </wp:positionV>
-            <wp:extent cx="3667128" cy="3310256"/>
-            <wp:effectExtent l="0" t="0" r="9522" b="4444"/>
-            <wp:wrapTight wrapText="bothSides">
-              <wp:wrapPolygon edited="0">
-                <wp:start x="0" y="0"/>
-                <wp:lineTo x="0" y="21505"/>
-                <wp:lineTo x="21544" y="21505"/>
-                <wp:lineTo x="21544" y="0"/>
-                <wp:lineTo x="0" y="0"/>
-              </wp:wrapPolygon>
-            </wp:wrapTight>
-            <wp:docPr id="1992965877" name="Picture 1"/>
-            <wp:cNvGraphicFramePr/>
+            <wp:extent cx="3665415" cy="3332480"/>
+            <wp:effectExtent l="0" t="0" r="0" b="1270"/>
+            <wp:wrapNone/>
+            <wp:docPr id="1558644844" name="Picture 1"/>
+            <wp:cNvGraphicFramePr>
+              <a:graphicFrameLocks xmlns:a="http://schemas.openxmlformats.org/drawingml/2006/main" noChangeAspect="1"/>
+            </wp:cNvGraphicFramePr>
             <a:graphic xmlns:a="http://schemas.openxmlformats.org/drawingml/2006/main">
               <a:graphicData uri="http://schemas.openxmlformats.org/drawingml/2006/picture">
                 <pic:pic xmlns:pic="http://schemas.openxmlformats.org/drawingml/2006/picture">
                   <pic:nvPicPr>
-                    <pic:cNvPr id="0" name=""/>
-                    <pic:cNvPicPr/>
+                    <pic:cNvPr id="0" name="Picture 1"/>
+                    <pic:cNvPicPr>
+                      <a:picLocks noChangeAspect="1" noChangeArrowheads="1"/>
+                    </pic:cNvPicPr>
                   </pic:nvPicPr>
                   <pic:blipFill>
-                    <a:blip/>
+                    <a:blip r:embed="rId18">
+                      <a:extLst>
+                        <a:ext uri="{28A0092B-C50C-407E-A947-70E740481C1C}">
+                          <a14:useLocalDpi xmlns:a14="http://schemas.microsoft.com/office/drawing/2010/main" val="0"/>
+                        </a:ext>
+                      </a:extLst>
+                    </a:blip>
                     <a:srcRect/>
                     <a:stretch>
                       <a:fillRect/>
                     </a:stretch>
                   </pic:blipFill>
-                  <pic:spPr>
+                  <pic:spPr bwMode="auto">
                     <a:xfrm>
                       <a:off x="0" y="0"/>
-                      <a:ext cx="3667128" cy="3310256"/>
+                      <a:ext cx="3665415" cy="3332480"/>
                     </a:xfrm>
                     <a:prstGeom prst="rect">
                       <a:avLst/>
@@ -6623,12 +6683,17 @@
                     <a:noFill/>
                     <a:ln>
                       <a:noFill/>
-                      <a:prstDash/>
                     </a:ln>
                   </pic:spPr>
                 </pic:pic>
               </a:graphicData>
             </a:graphic>
+            <wp14:sizeRelH relativeFrom="margin">
+              <wp14:pctWidth>0</wp14:pctWidth>
+            </wp14:sizeRelH>
+            <wp14:sizeRelV relativeFrom="margin">
+              <wp14:pctHeight>0</wp14:pctHeight>
+            </wp14:sizeRelV>
           </wp:anchor>
         </w:drawing>
       </w:r>
@@ -6699,7 +6764,9 @@
         <w:tab/>
       </w:r>
       <w:r>
-        <w:tab/>
+        <w:t xml:space="preserve">        </w:t>
+      </w:r>
+      <w:r>
         <w:t>Slika 5.1 – Izgled prozora Apriori node-a u SPSS Modeler-u</w:t>
       </w:r>
     </w:p>
@@ -6771,45 +6838,55 @@
           <w:noProof/>
         </w:rPr>
         <w:drawing>
-          <wp:anchor distT="0" distB="0" distL="114300" distR="114300" simplePos="0" relativeHeight="251661312" behindDoc="0" locked="0" layoutInCell="1" allowOverlap="1" wp14:anchorId="53EAF616" wp14:editId="77EF967C">
+          <wp:anchor distT="0" distB="0" distL="114300" distR="114300" simplePos="0" relativeHeight="251671552" behindDoc="1" locked="0" layoutInCell="1" allowOverlap="1" wp14:anchorId="051AFC02" wp14:editId="08253EC8">
             <wp:simplePos x="0" y="0"/>
             <wp:positionH relativeFrom="margin">
               <wp:align>center</wp:align>
             </wp:positionH>
             <wp:positionV relativeFrom="paragraph">
-              <wp:posOffset>9528</wp:posOffset>
+              <wp:posOffset>6350</wp:posOffset>
             </wp:positionV>
-            <wp:extent cx="5243827" cy="3759198"/>
-            <wp:effectExtent l="0" t="0" r="0" b="0"/>
+            <wp:extent cx="5236307" cy="3755916"/>
+            <wp:effectExtent l="0" t="0" r="2540" b="0"/>
             <wp:wrapTight wrapText="bothSides">
               <wp:wrapPolygon edited="0">
                 <wp:start x="0" y="0"/>
-                <wp:lineTo x="0" y="21458"/>
-                <wp:lineTo x="21503" y="21458"/>
-                <wp:lineTo x="21503" y="0"/>
+                <wp:lineTo x="0" y="21476"/>
+                <wp:lineTo x="21532" y="21476"/>
+                <wp:lineTo x="21532" y="0"/>
                 <wp:lineTo x="0" y="0"/>
               </wp:wrapPolygon>
             </wp:wrapTight>
-            <wp:docPr id="1284816675" name="Picture 2"/>
-            <wp:cNvGraphicFramePr/>
+            <wp:docPr id="1153821127" name="Picture 2"/>
+            <wp:cNvGraphicFramePr>
+              <a:graphicFrameLocks xmlns:a="http://schemas.openxmlformats.org/drawingml/2006/main" noChangeAspect="1"/>
+            </wp:cNvGraphicFramePr>
             <a:graphic xmlns:a="http://schemas.openxmlformats.org/drawingml/2006/main">
               <a:graphicData uri="http://schemas.openxmlformats.org/drawingml/2006/picture">
                 <pic:pic xmlns:pic="http://schemas.openxmlformats.org/drawingml/2006/picture">
                   <pic:nvPicPr>
-                    <pic:cNvPr id="0" name=""/>
-                    <pic:cNvPicPr/>
+                    <pic:cNvPr id="0" name="Picture 2"/>
+                    <pic:cNvPicPr>
+                      <a:picLocks noChangeAspect="1" noChangeArrowheads="1"/>
+                    </pic:cNvPicPr>
                   </pic:nvPicPr>
                   <pic:blipFill>
-                    <a:blip/>
+                    <a:blip r:embed="rId19">
+                      <a:extLst>
+                        <a:ext uri="{28A0092B-C50C-407E-A947-70E740481C1C}">
+                          <a14:useLocalDpi xmlns:a14="http://schemas.microsoft.com/office/drawing/2010/main" val="0"/>
+                        </a:ext>
+                      </a:extLst>
+                    </a:blip>
                     <a:srcRect/>
                     <a:stretch>
                       <a:fillRect/>
                     </a:stretch>
                   </pic:blipFill>
-                  <pic:spPr>
+                  <pic:spPr bwMode="auto">
                     <a:xfrm>
                       <a:off x="0" y="0"/>
-                      <a:ext cx="5243827" cy="3759198"/>
+                      <a:ext cx="5236307" cy="3755916"/>
                     </a:xfrm>
                     <a:prstGeom prst="rect">
                       <a:avLst/>
@@ -6817,12 +6894,17 @@
                     <a:noFill/>
                     <a:ln>
                       <a:noFill/>
-                      <a:prstDash/>
                     </a:ln>
                   </pic:spPr>
                 </pic:pic>
               </a:graphicData>
             </a:graphic>
+            <wp14:sizeRelH relativeFrom="margin">
+              <wp14:pctWidth>0</wp14:pctWidth>
+            </wp14:sizeRelH>
+            <wp14:sizeRelV relativeFrom="margin">
+              <wp14:pctHeight>0</wp14:pctHeight>
+            </wp14:sizeRelV>
           </wp:anchor>
         </w:drawing>
       </w:r>
@@ -6870,6 +6952,26 @@
       </w:r>
       <w:r>
         <w:tab/>
+      </w:r>
+      <w:r>
+        <w:tab/>
+      </w:r>
+      <w:r>
+        <w:tab/>
+      </w:r>
+      <w:r>
+        <w:tab/>
+      </w:r>
+      <w:r>
+        <w:tab/>
+      </w:r>
+      <w:r>
+        <w:tab/>
+      </w:r>
+      <w:r>
+        <w:tab/>
+      </w:r>
+      <w:r>
         <w:t>Slika 5.2 – Izgled prozora modela koji se dobija primenom Apriori algoritma</w:t>
       </w:r>
     </w:p>
@@ -6978,7 +7080,7 @@
                     <pic:cNvPicPr/>
                   </pic:nvPicPr>
                   <pic:blipFill>
-                    <a:blip r:embed="rId18"/>
+                    <a:blip r:embed="rId20"/>
                     <a:srcRect/>
                     <a:stretch>
                       <a:fillRect/>
@@ -16655,7 +16757,7 @@
                     <pic:cNvPicPr/>
                   </pic:nvPicPr>
                   <pic:blipFill>
-                    <a:blip r:embed="rId19"/>
+                    <a:blip r:embed="rId21"/>
                     <a:srcRect/>
                     <a:stretch>
                       <a:fillRect/>
@@ -16899,7 +17001,7 @@
                     <pic:cNvPicPr/>
                   </pic:nvPicPr>
                   <pic:blipFill>
-                    <a:blip r:embed="rId20"/>
+                    <a:blip r:embed="rId22"/>
                     <a:srcRect/>
                     <a:stretch>
                       <a:fillRect/>
@@ -17635,7 +17737,7 @@
                     <pic:cNvPicPr/>
                   </pic:nvPicPr>
                   <pic:blipFill>
-                    <a:blip r:embed="rId21"/>
+                    <a:blip r:embed="rId23"/>
                     <a:srcRect/>
                     <a:stretch>
                       <a:fillRect/>
@@ -17811,7 +17913,7 @@
                     <pic:cNvPicPr/>
                   </pic:nvPicPr>
                   <pic:blipFill>
-                    <a:blip r:embed="rId22"/>
+                    <a:blip r:embed="rId24"/>
                     <a:srcRect/>
                     <a:stretch>
                       <a:fillRect/>
@@ -18021,7 +18123,7 @@
                     </pic:cNvPicPr>
                   </pic:nvPicPr>
                   <pic:blipFill>
-                    <a:blip r:embed="rId23">
+                    <a:blip r:embed="rId25">
                       <a:extLst>
                         <a:ext uri="{28A0092B-C50C-407E-A947-70E740481C1C}">
                           <a14:useLocalDpi xmlns:a14="http://schemas.microsoft.com/office/drawing/2010/main" val="0"/>
@@ -20165,8 +20267,6 @@
     <w:p>
       <w:pPr>
         <w:pStyle w:val="Standard"/>
-      </w:pPr>
-      <w:r>
         <w:rPr>
           <w:b/>
           <w:bCs/>
@@ -20175,6 +20275,16 @@
           <w:sz w:val="40"/>
           <w:szCs w:val="40"/>
         </w:rPr>
+      </w:pPr>
+      <w:r>
+        <w:rPr>
+          <w:b/>
+          <w:bCs/>
+          <w:i/>
+          <w:iCs/>
+          <w:sz w:val="40"/>
+          <w:szCs w:val="40"/>
+        </w:rPr>
         <w:lastRenderedPageBreak/>
         <w:t>6. Zaključak</w:t>
       </w:r>
@@ -20186,12 +20296,218 @@
     </w:p>
     <w:p>
       <w:pPr>
+        <w:pStyle w:val="Standard"/>
+      </w:pPr>
+    </w:p>
+    <w:p>
+      <w:pPr>
+        <w:pStyle w:val="Standard"/>
+      </w:pPr>
+    </w:p>
+    <w:p>
+      <w:pPr>
+        <w:suppressAutoHyphens w:val="0"/>
+        <w:autoSpaceDN/>
+        <w:spacing w:after="160" w:line="278" w:lineRule="auto"/>
+        <w:rPr>
+          <w:b/>
+          <w:bCs/>
+          <w:i/>
+          <w:iCs/>
+          <w:sz w:val="34"/>
+          <w:szCs w:val="44"/>
+          <w:lang w:val="sr-Latn-RS" w:bidi="ar-SA"/>
+        </w:rPr>
+      </w:pPr>
+      <w:r>
+        <w:rPr>
+          <w:b/>
+          <w:bCs/>
+          <w:i/>
+          <w:iCs/>
+          <w:sz w:val="34"/>
+          <w:szCs w:val="44"/>
+          <w:lang w:bidi="ar-SA"/>
+        </w:rPr>
+        <w:t>6</w:t>
+      </w:r>
+      <w:r>
+        <w:rPr>
+          <w:b/>
+          <w:bCs/>
+          <w:i/>
+          <w:iCs/>
+          <w:sz w:val="34"/>
+          <w:szCs w:val="44"/>
+          <w:lang w:bidi="ar-SA"/>
+        </w:rPr>
+        <w:t>.</w:t>
+      </w:r>
+      <w:r>
+        <w:rPr>
+          <w:b/>
+          <w:bCs/>
+          <w:i/>
+          <w:iCs/>
+          <w:sz w:val="34"/>
+          <w:szCs w:val="44"/>
+          <w:lang w:bidi="ar-SA"/>
+        </w:rPr>
+        <w:t>1</w:t>
+      </w:r>
+      <w:r>
+        <w:rPr>
+          <w:b/>
+          <w:bCs/>
+          <w:i/>
+          <w:iCs/>
+          <w:sz w:val="34"/>
+          <w:szCs w:val="44"/>
+          <w:lang w:bidi="ar-SA"/>
+        </w:rPr>
+        <w:t xml:space="preserve"> </w:t>
+      </w:r>
+      <w:r>
+        <w:rPr>
+          <w:b/>
+          <w:bCs/>
+          <w:i/>
+          <w:iCs/>
+          <w:sz w:val="34"/>
+          <w:szCs w:val="44"/>
+          <w:lang w:bidi="ar-SA"/>
+        </w:rPr>
+        <w:t>Klasterovanje</w:t>
+      </w:r>
+    </w:p>
+    <w:p>
+      <w:pPr>
+        <w:pStyle w:val="Textbody"/>
+      </w:pPr>
+    </w:p>
+    <w:p>
+      <w:pPr>
         <w:pStyle w:val="Textbody"/>
       </w:pPr>
       <w:r>
         <w:tab/>
-        <w:t>Ovde napiši zaključak, prvo za klasterovanje pa za pravila pridruživanja.</w:t>
-      </w:r>
+        <w:t>Ovde napiši zaključak</w:t>
+      </w:r>
+      <w:r>
+        <w:t xml:space="preserve"> za klasterovanja</w:t>
+      </w:r>
+    </w:p>
+    <w:p>
+      <w:pPr>
+        <w:pStyle w:val="Textbody"/>
+      </w:pPr>
+    </w:p>
+    <w:p>
+      <w:pPr>
+        <w:pStyle w:val="Textbody"/>
+      </w:pPr>
+    </w:p>
+    <w:p>
+      <w:pPr>
+        <w:suppressAutoHyphens w:val="0"/>
+        <w:autoSpaceDN/>
+        <w:spacing w:after="160" w:line="278" w:lineRule="auto"/>
+        <w:rPr>
+          <w:b/>
+          <w:bCs/>
+          <w:i/>
+          <w:iCs/>
+          <w:sz w:val="34"/>
+          <w:szCs w:val="44"/>
+          <w:lang w:val="sr-Latn-RS" w:bidi="ar-SA"/>
+        </w:rPr>
+      </w:pPr>
+      <w:r>
+        <w:rPr>
+          <w:b/>
+          <w:bCs/>
+          <w:i/>
+          <w:iCs/>
+          <w:sz w:val="34"/>
+          <w:szCs w:val="44"/>
+          <w:lang w:bidi="ar-SA"/>
+        </w:rPr>
+        <w:t>6</w:t>
+      </w:r>
+      <w:r>
+        <w:rPr>
+          <w:b/>
+          <w:bCs/>
+          <w:i/>
+          <w:iCs/>
+          <w:sz w:val="34"/>
+          <w:szCs w:val="44"/>
+          <w:lang w:bidi="ar-SA"/>
+        </w:rPr>
+        <w:t>.</w:t>
+      </w:r>
+      <w:r>
+        <w:rPr>
+          <w:b/>
+          <w:bCs/>
+          <w:i/>
+          <w:iCs/>
+          <w:sz w:val="34"/>
+          <w:szCs w:val="44"/>
+          <w:lang w:bidi="ar-SA"/>
+        </w:rPr>
+        <w:t>2</w:t>
+      </w:r>
+      <w:r>
+        <w:rPr>
+          <w:b/>
+          <w:bCs/>
+          <w:i/>
+          <w:iCs/>
+          <w:sz w:val="34"/>
+          <w:szCs w:val="44"/>
+          <w:lang w:bidi="ar-SA"/>
+        </w:rPr>
+        <w:t xml:space="preserve"> </w:t>
+      </w:r>
+      <w:r>
+        <w:rPr>
+          <w:b/>
+          <w:bCs/>
+          <w:i/>
+          <w:iCs/>
+          <w:sz w:val="34"/>
+          <w:szCs w:val="44"/>
+          <w:lang w:bidi="ar-SA"/>
+        </w:rPr>
+        <w:t>Pravila pridru</w:t>
+      </w:r>
+      <w:r>
+        <w:rPr>
+          <w:b/>
+          <w:bCs/>
+          <w:i/>
+          <w:iCs/>
+          <w:sz w:val="34"/>
+          <w:szCs w:val="44"/>
+          <w:lang w:val="sr-Latn-RS" w:bidi="ar-SA"/>
+        </w:rPr>
+        <w:t>živanja</w:t>
+      </w:r>
+    </w:p>
+    <w:p>
+      <w:pPr>
+        <w:suppressAutoHyphens w:val="0"/>
+        <w:autoSpaceDN/>
+        <w:spacing w:after="160" w:line="278" w:lineRule="auto"/>
+        <w:rPr>
+          <w:b/>
+          <w:bCs/>
+          <w:i/>
+          <w:iCs/>
+          <w:lang w:bidi="ar-SA"/>
+        </w:rPr>
+      </w:pPr>
     </w:p>
     <w:p>
       <w:pPr>
@@ -20199,10 +20515,125 @@
         <w:spacing w:line="240" w:lineRule="auto"/>
         <w:ind w:firstLine="709"/>
       </w:pPr>
+      <w:r>
+        <w:t xml:space="preserve">Primenili smo tri algoritma za pronalaženje pravila pridruživanja, to su bili Apriori, Carma i FP-Growth. Koristili smo European Soccer bazu podataka iz koje smo izvukli najpogodnije karakteristike za predviđanje i karakteristike koje smo predviđali. Najviše smo se fokusirali na tabele Match, League i Team_Attributes, kao i njihove kombinajice, kako bismo pronašli pravila koja predviđaju ishod utakmice, broj golova, gol-gol situacije, čistu mrežu, tip meča, vreme postizanja golova i posed lopte. Zbog obima analize, neke karakteristike nismo iskoristili u našem istraživanju, kao što su prosečna ocena igrača svake ekipe, period sezone, istorija prethodnih utakmica istih rivala, razlika između atributa domaćina i gosta i slično. </w:t>
+      </w:r>
+    </w:p>
+    <w:p>
+      <w:pPr>
+        <w:pStyle w:val="Textbody"/>
+        <w:spacing w:line="240" w:lineRule="auto"/>
+        <w:ind w:firstLine="709"/>
+      </w:pPr>
+      <w:r>
+        <w:t>Kvote su se pokazale kao najkvalitetnija ulazna karakteristika, pogotovo za predviđanje ishoda utakmica. Kada je domaćin bio veliki favorit, kvote su to odražavale. Takva pravila su imala visoku pouzdanost i lift meru.</w:t>
+      </w:r>
+      <w:r>
+        <w:t xml:space="preserve"> Kladionice dobro procenjuju snagu timova. Nerešen ishod nije bio dobro predvidim isključivo kvotama.</w:t>
+      </w:r>
+    </w:p>
+    <w:p>
+      <w:pPr>
+        <w:pStyle w:val="Textbody"/>
+        <w:spacing w:line="240" w:lineRule="auto"/>
+        <w:ind w:firstLine="709"/>
+      </w:pPr>
+      <w:r>
+        <w:t xml:space="preserve">Rani i kasni pogodak su se pokazali kao najkvalitetnija ulazna karakteristika za predviđanje broja golova i gol-gol situacija. U nekim pravilima, pouzdanost da je na meču postignuto puno golova prelazila je 90%. Takođe, iste karakteristike su se pokazale kao odličan prediktor za tip meča. Mečevi sa ranim i kasnim pogotkom su skoro duplo češče jednostrani nego što je prosek. </w:t>
+      </w:r>
+    </w:p>
+    <w:p>
+      <w:pPr>
+        <w:pStyle w:val="Textbody"/>
+        <w:spacing w:line="240" w:lineRule="auto"/>
+        <w:ind w:firstLine="709"/>
+      </w:pPr>
+      <w:r>
+        <w:t xml:space="preserve">Disciplina je dala nekoliko interesantnih pravila u svim kategorijama. Mečevi sa puno faulova i kartona se češće završavaju nerešeno i bez čiste mreže. Sa druge strane, disciplinovane utakmice su favorizovale domaću ekipu. </w:t>
+      </w:r>
+    </w:p>
+    <w:p>
+      <w:pPr>
+        <w:pStyle w:val="Textbody"/>
+        <w:spacing w:line="240" w:lineRule="auto"/>
+        <w:ind w:firstLine="709"/>
+      </w:pPr>
+      <w:r>
+        <w:t>Dominacija u statistikama sa meča, kao što su broj šuteva, kornera i posed lopte, pokazala se dobro u predviđanju pravila za čistu mrežu i tip meča. Kada jedan tim jasno dominira u više kategorija, meč je gotovo dvostruko češće jednostran nego inače</w:t>
+      </w:r>
+      <w:r>
+        <w:t xml:space="preserve"> što je prosek.</w:t>
+      </w:r>
+    </w:p>
+    <w:p>
+      <w:pPr>
+        <w:pStyle w:val="Textbody"/>
+        <w:spacing w:line="240" w:lineRule="auto"/>
+        <w:ind w:firstLine="709"/>
+      </w:pPr>
+      <w:r>
+        <w:t xml:space="preserve">Način igre je pružio interesantna i smislena pravila, posebno kada je reč o pozicioniranju i načinu kreiranja šansi. Timovi koji igraju Free Form stilom su imali značajnu prednost, bez obzira da li su bili domaćini ili gosti. Kombinacija sa kvotama davala je najpouzdanija pravila u celoj analizi, što pokazuje da informacije pre meča i procena kladionica daju dobar uvid </w:t>
+      </w:r>
+      <w:r>
+        <w:t xml:space="preserve">kako će </w:t>
+      </w:r>
+      <w:r>
+        <w:t>meč</w:t>
+      </w:r>
+      <w:r>
+        <w:t xml:space="preserve"> da se odigra</w:t>
+      </w:r>
+      <w:r>
+        <w:t xml:space="preserve">. </w:t>
+      </w:r>
+    </w:p>
+    <w:p>
+      <w:pPr>
+        <w:pStyle w:val="Textbody"/>
+        <w:spacing w:line="240" w:lineRule="auto"/>
+        <w:ind w:firstLine="709"/>
+      </w:pPr>
+      <w:r>
+        <w:t xml:space="preserve">Posed lopte je bio direktno predvidiv iz build-up i chance creation atributa. Timovi koji forsiraju kratka dodavanja i slobodno pozicioniranje gotovo uvek dominiraju u posedu lopte. </w:t>
+      </w:r>
+    </w:p>
+    <w:p>
+      <w:pPr>
+        <w:pStyle w:val="Textbody"/>
+        <w:spacing w:line="240" w:lineRule="auto"/>
+        <w:ind w:firstLine="709"/>
+      </w:pPr>
+      <w:r>
+        <w:t xml:space="preserve">Razlike između liga su prisutne, ali nisu dramatične. Španija se pokazala kao liga sa najizraženijim jednostranim mečevima, posebno kada je prisutan mali broj kartona ili kasni pogodak. Francuska liga je konzistentno odbrambena sa dosta manje golova od proseka svih liga. Nemačka i holandska liga su otvorenije i na njihovim utakmicama je prisutno više pogodaka. </w:t>
+      </w:r>
+      <w:r>
+        <w:lastRenderedPageBreak/>
+        <w:t>Utakmice iz liga petice je bilo lakše predvideti od mečeva iz manjih i slabijih liga, koje su se pokazale kao teške za izvlačenje kvalitetnih i pouzdanih pravila.</w:t>
+      </w:r>
+    </w:p>
+    <w:p>
+      <w:pPr>
+        <w:pStyle w:val="Textbody"/>
+        <w:spacing w:line="240" w:lineRule="auto"/>
+        <w:ind w:firstLine="709"/>
+      </w:pPr>
+      <w:r>
+        <w:t xml:space="preserve">Sva tri korišćena algoritma su dali konzistentne rezultate nad istim skupom podataka. To potvrđuje robusnost i pouzdanost pronađenih pravila. </w:t>
+      </w:r>
+    </w:p>
+    <w:p>
+      <w:pPr>
+        <w:pStyle w:val="Textbody"/>
+        <w:spacing w:line="240" w:lineRule="auto"/>
+        <w:ind w:firstLine="709"/>
+      </w:pPr>
+      <w:r>
+        <w:t>Na kraju, ova baza podataka se pokazala kao odlična za analizu. Pronađena su mnoga interesantna pravila, neka više, a neka manje očigledna. Moguće je izvući još dosta statistika iz ovih podataka. Ovo istraživanje nije pokrilo sve mogućnosti ove baze podataka.</w:t>
+      </w:r>
     </w:p>
     <w:sectPr>
-      <w:footerReference w:type="even" r:id="rId24"/>
-      <w:footerReference w:type="default" r:id="rId25"/>
+      <w:footerReference w:type="even" r:id="rId26"/>
+      <w:footerReference w:type="default" r:id="rId27"/>
       <w:pgSz w:w="11909" w:h="16834"/>
       <w:pgMar w:top="792" w:right="1134" w:bottom="562" w:left="1134" w:header="720" w:footer="504" w:gutter="0"/>
       <w:cols w:space="720"/>
